--- a/DBMS/module 1/dbme assign. 12.docx
+++ b/DBMS/module 1/dbme assign. 12.docx
@@ -4782,17 +4782,79 @@
           <w:lang w:val="en-US" w:eastAsia="zh-CN"/>
         </w:rPr>
       </w:pPr>
-      <w:r>
-        <w:rPr>
-          <w:rFonts w:hint="default" w:ascii="Times New Roman" w:hAnsi="Times New Roman" w:eastAsia="SimSun"/>
-          <w:color w:val="000000"/>
-          <w:kern w:val="0"/>
-          <w:sz w:val="24"/>
-          <w:szCs w:val="24"/>
-          <w:lang w:val="en-US" w:eastAsia="zh-CN"/>
-        </w:rPr>
-        <w:t xml:space="preserve">11. Change the salary of employees to 10000 only if their salary is &lt; 10000 </w:t>
-      </w:r>
+    </w:p>
+    <w:p>
+      <w:pPr>
+        <w:keepNext w:val="0"/>
+        <w:keepLines w:val="0"/>
+        <w:widowControl/>
+        <w:suppressLineNumbers w:val="0"/>
+        <w:jc w:val="left"/>
+        <w:rPr>
+          <w:rFonts w:hint="default" w:ascii="Times New Roman" w:hAnsi="Times New Roman" w:eastAsia="SimSun"/>
+          <w:color w:val="000000"/>
+          <w:kern w:val="0"/>
+          <w:sz w:val="24"/>
+          <w:szCs w:val="24"/>
+          <w:lang w:val="en-US" w:eastAsia="zh-CN"/>
+        </w:rPr>
+      </w:pPr>
+      <w:r>
+        <w:rPr>
+          <w:rFonts w:hint="default" w:ascii="Times New Roman" w:hAnsi="Times New Roman" w:eastAsia="SimSun"/>
+          <w:color w:val="000000"/>
+          <w:kern w:val="0"/>
+          <w:sz w:val="24"/>
+          <w:szCs w:val="24"/>
+          <w:lang w:val="en-US" w:eastAsia="zh-CN"/>
+        </w:rPr>
+        <w:t xml:space="preserve">11.Change the salary of employees to 10000 only if their salary is &lt; 10000 </w:t>
+      </w:r>
+    </w:p>
+    <w:p>
+      <w:pPr>
+        <w:keepNext w:val="0"/>
+        <w:keepLines w:val="0"/>
+        <w:widowControl/>
+        <w:suppressLineNumbers w:val="0"/>
+        <w:jc w:val="left"/>
+        <w:rPr>
+          <w:rFonts w:hint="default" w:ascii="Times New Roman" w:hAnsi="Times New Roman" w:eastAsia="SimSun"/>
+          <w:color w:val="000000"/>
+          <w:kern w:val="0"/>
+          <w:sz w:val="24"/>
+          <w:szCs w:val="24"/>
+          <w:lang w:val="en-US" w:eastAsia="zh-CN"/>
+        </w:rPr>
+      </w:pPr>
+      <w:r>
+        <w:rPr>
+          <w:rFonts w:hint="default" w:ascii="Times New Roman" w:hAnsi="Times New Roman" w:eastAsia="SimSun"/>
+          <w:color w:val="000000"/>
+          <w:kern w:val="0"/>
+          <w:sz w:val="24"/>
+          <w:szCs w:val="24"/>
+          <w:lang w:val="en-US" w:eastAsia="zh-CN"/>
+        </w:rPr>
+        <w:t xml:space="preserve">Ans. </w:t>
+      </w:r>
+    </w:p>
+    <w:p>
+      <w:pPr>
+        <w:keepNext w:val="0"/>
+        <w:keepLines w:val="0"/>
+        <w:widowControl/>
+        <w:suppressLineNumbers w:val="0"/>
+        <w:jc w:val="left"/>
+        <w:rPr>
+          <w:rFonts w:hint="default" w:ascii="Times New Roman" w:hAnsi="Times New Roman" w:eastAsia="SimSun"/>
+          <w:color w:val="000000"/>
+          <w:kern w:val="0"/>
+          <w:sz w:val="24"/>
+          <w:szCs w:val="24"/>
+          <w:lang w:val="en-US" w:eastAsia="zh-CN"/>
+        </w:rPr>
+      </w:pPr>
     </w:p>
     <w:p>
       <w:pPr>
@@ -4875,6 +4937,51 @@
           <w:szCs w:val="24"/>
           <w:lang w:val="en-US" w:eastAsia="zh-CN"/>
         </w:rPr>
+        <w:t xml:space="preserve">Ans. </w:t>
+      </w:r>
+    </w:p>
+    <w:p>
+      <w:pPr>
+        <w:keepNext w:val="0"/>
+        <w:keepLines w:val="0"/>
+        <w:widowControl/>
+        <w:suppressLineNumbers w:val="0"/>
+        <w:jc w:val="left"/>
+        <w:rPr>
+          <w:rFonts w:hint="default" w:ascii="Times New Roman" w:hAnsi="Times New Roman" w:eastAsia="SimSun"/>
+          <w:color w:val="000000"/>
+          <w:kern w:val="0"/>
+          <w:sz w:val="24"/>
+          <w:szCs w:val="24"/>
+          <w:lang w:val="en-US" w:eastAsia="zh-CN"/>
+        </w:rPr>
+      </w:pPr>
+    </w:p>
+    <w:p>
+      <w:pPr>
+        <w:keepNext w:val="0"/>
+        <w:keepLines w:val="0"/>
+        <w:widowControl/>
+        <w:suppressLineNumbers w:val="0"/>
+        <w:jc w:val="left"/>
+        <w:rPr>
+          <w:rFonts w:hint="default" w:ascii="Times New Roman" w:hAnsi="Times New Roman" w:eastAsia="SimSun"/>
+          <w:color w:val="000000"/>
+          <w:kern w:val="0"/>
+          <w:sz w:val="24"/>
+          <w:szCs w:val="24"/>
+          <w:lang w:val="en-US" w:eastAsia="zh-CN"/>
+        </w:rPr>
+      </w:pPr>
+      <w:r>
+        <w:rPr>
+          <w:rFonts w:hint="default" w:ascii="Times New Roman" w:hAnsi="Times New Roman" w:eastAsia="SimSun"/>
+          <w:color w:val="000000"/>
+          <w:kern w:val="0"/>
+          <w:sz w:val="24"/>
+          <w:szCs w:val="24"/>
+          <w:lang w:val="en-US" w:eastAsia="zh-CN"/>
+        </w:rPr>
         <w:t xml:space="preserve">13. Add 2 new project at position 2 for all employees with designation analyst or salary is </w:t>
       </w:r>
     </w:p>
@@ -4931,6 +5038,611 @@
           <w:szCs w:val="24"/>
           <w:lang w:val="en-US" w:eastAsia="zh-CN"/>
         </w:rPr>
+        <w:t>Ans. db.employees.updateMany(</w:t>
+      </w:r>
+    </w:p>
+    <w:p>
+      <w:pPr>
+        <w:keepNext w:val="0"/>
+        <w:keepLines w:val="0"/>
+        <w:widowControl/>
+        <w:suppressLineNumbers w:val="0"/>
+        <w:jc w:val="left"/>
+        <w:rPr>
+          <w:rFonts w:hint="default" w:ascii="Times New Roman" w:hAnsi="Times New Roman" w:eastAsia="SimSun"/>
+          <w:color w:val="000000"/>
+          <w:kern w:val="0"/>
+          <w:sz w:val="24"/>
+          <w:szCs w:val="24"/>
+          <w:lang w:val="en-US" w:eastAsia="zh-CN"/>
+        </w:rPr>
+      </w:pPr>
+      <w:r>
+        <w:rPr>
+          <w:rFonts w:hint="default" w:ascii="Times New Roman" w:hAnsi="Times New Roman" w:eastAsia="SimSun"/>
+          <w:color w:val="000000"/>
+          <w:kern w:val="0"/>
+          <w:sz w:val="24"/>
+          <w:szCs w:val="24"/>
+          <w:lang w:val="en-US" w:eastAsia="zh-CN"/>
+        </w:rPr>
+        <w:t>{</w:t>
+      </w:r>
+    </w:p>
+    <w:p>
+      <w:pPr>
+        <w:keepNext w:val="0"/>
+        <w:keepLines w:val="0"/>
+        <w:widowControl/>
+        <w:suppressLineNumbers w:val="0"/>
+        <w:jc w:val="left"/>
+        <w:rPr>
+          <w:rFonts w:hint="default" w:ascii="Times New Roman" w:hAnsi="Times New Roman" w:eastAsia="SimSun"/>
+          <w:color w:val="000000"/>
+          <w:kern w:val="0"/>
+          <w:sz w:val="24"/>
+          <w:szCs w:val="24"/>
+          <w:lang w:val="en-US" w:eastAsia="zh-CN"/>
+        </w:rPr>
+      </w:pPr>
+      <w:r>
+        <w:rPr>
+          <w:rFonts w:hint="default" w:ascii="Times New Roman" w:hAnsi="Times New Roman" w:eastAsia="SimSun"/>
+          <w:color w:val="000000"/>
+          <w:kern w:val="0"/>
+          <w:sz w:val="24"/>
+          <w:szCs w:val="24"/>
+          <w:lang w:val="en-US" w:eastAsia="zh-CN"/>
+        </w:rPr>
+        <w:t xml:space="preserve"> $or:[</w:t>
+      </w:r>
+    </w:p>
+    <w:p>
+      <w:pPr>
+        <w:keepNext w:val="0"/>
+        <w:keepLines w:val="0"/>
+        <w:widowControl/>
+        <w:suppressLineNumbers w:val="0"/>
+        <w:jc w:val="left"/>
+        <w:rPr>
+          <w:rFonts w:hint="default" w:ascii="Times New Roman" w:hAnsi="Times New Roman" w:eastAsia="SimSun"/>
+          <w:color w:val="000000"/>
+          <w:kern w:val="0"/>
+          <w:sz w:val="24"/>
+          <w:szCs w:val="24"/>
+          <w:lang w:val="en-US" w:eastAsia="zh-CN"/>
+        </w:rPr>
+      </w:pPr>
+      <w:r>
+        <w:rPr>
+          <w:rFonts w:hint="default" w:ascii="Times New Roman" w:hAnsi="Times New Roman" w:eastAsia="SimSun"/>
+          <w:color w:val="000000"/>
+          <w:kern w:val="0"/>
+          <w:sz w:val="24"/>
+          <w:szCs w:val="24"/>
+          <w:lang w:val="en-US" w:eastAsia="zh-CN"/>
+        </w:rPr>
+        <w:t xml:space="preserve">  {desg:"Analyst"}, </w:t>
+      </w:r>
+    </w:p>
+    <w:p>
+      <w:pPr>
+        <w:keepNext w:val="0"/>
+        <w:keepLines w:val="0"/>
+        <w:widowControl/>
+        <w:suppressLineNumbers w:val="0"/>
+        <w:jc w:val="left"/>
+        <w:rPr>
+          <w:rFonts w:hint="default" w:ascii="Times New Roman" w:hAnsi="Times New Roman" w:eastAsia="SimSun"/>
+          <w:color w:val="000000"/>
+          <w:kern w:val="0"/>
+          <w:sz w:val="24"/>
+          <w:szCs w:val="24"/>
+          <w:lang w:val="en-US" w:eastAsia="zh-CN"/>
+        </w:rPr>
+      </w:pPr>
+      <w:r>
+        <w:rPr>
+          <w:rFonts w:hint="default" w:ascii="Times New Roman" w:hAnsi="Times New Roman" w:eastAsia="SimSun"/>
+          <w:color w:val="000000"/>
+          <w:kern w:val="0"/>
+          <w:sz w:val="24"/>
+          <w:szCs w:val="24"/>
+          <w:lang w:val="en-US" w:eastAsia="zh-CN"/>
+        </w:rPr>
+        <w:t xml:space="preserve">  {sal:{</w:t>
+      </w:r>
+    </w:p>
+    <w:p>
+      <w:pPr>
+        <w:keepNext w:val="0"/>
+        <w:keepLines w:val="0"/>
+        <w:widowControl/>
+        <w:suppressLineNumbers w:val="0"/>
+        <w:jc w:val="left"/>
+        <w:rPr>
+          <w:rFonts w:hint="default" w:ascii="Times New Roman" w:hAnsi="Times New Roman" w:eastAsia="SimSun"/>
+          <w:color w:val="000000"/>
+          <w:kern w:val="0"/>
+          <w:sz w:val="24"/>
+          <w:szCs w:val="24"/>
+          <w:lang w:val="en-US" w:eastAsia="zh-CN"/>
+        </w:rPr>
+      </w:pPr>
+      <w:r>
+        <w:rPr>
+          <w:rFonts w:hint="default" w:ascii="Times New Roman" w:hAnsi="Times New Roman" w:eastAsia="SimSun"/>
+          <w:color w:val="000000"/>
+          <w:kern w:val="0"/>
+          <w:sz w:val="24"/>
+          <w:szCs w:val="24"/>
+          <w:lang w:val="en-US" w:eastAsia="zh-CN"/>
+        </w:rPr>
+        <w:t xml:space="preserve">   $in:[30000, 33000, 35000]}</w:t>
+      </w:r>
+    </w:p>
+    <w:p>
+      <w:pPr>
+        <w:keepNext w:val="0"/>
+        <w:keepLines w:val="0"/>
+        <w:widowControl/>
+        <w:suppressLineNumbers w:val="0"/>
+        <w:jc w:val="left"/>
+        <w:rPr>
+          <w:rFonts w:hint="default" w:ascii="Times New Roman" w:hAnsi="Times New Roman" w:eastAsia="SimSun"/>
+          <w:color w:val="000000"/>
+          <w:kern w:val="0"/>
+          <w:sz w:val="24"/>
+          <w:szCs w:val="24"/>
+          <w:lang w:val="en-US" w:eastAsia="zh-CN"/>
+        </w:rPr>
+      </w:pPr>
+      <w:r>
+        <w:rPr>
+          <w:rFonts w:hint="default" w:ascii="Times New Roman" w:hAnsi="Times New Roman" w:eastAsia="SimSun"/>
+          <w:color w:val="000000"/>
+          <w:kern w:val="0"/>
+          <w:sz w:val="24"/>
+          <w:szCs w:val="24"/>
+          <w:lang w:val="en-US" w:eastAsia="zh-CN"/>
+        </w:rPr>
+        <w:t xml:space="preserve">  }</w:t>
+      </w:r>
+    </w:p>
+    <w:p>
+      <w:pPr>
+        <w:keepNext w:val="0"/>
+        <w:keepLines w:val="0"/>
+        <w:widowControl/>
+        <w:suppressLineNumbers w:val="0"/>
+        <w:jc w:val="left"/>
+        <w:rPr>
+          <w:rFonts w:hint="default" w:ascii="Times New Roman" w:hAnsi="Times New Roman" w:eastAsia="SimSun"/>
+          <w:color w:val="000000"/>
+          <w:kern w:val="0"/>
+          <w:sz w:val="24"/>
+          <w:szCs w:val="24"/>
+          <w:lang w:val="en-US" w:eastAsia="zh-CN"/>
+        </w:rPr>
+      </w:pPr>
+      <w:r>
+        <w:rPr>
+          <w:rFonts w:hint="default" w:ascii="Times New Roman" w:hAnsi="Times New Roman" w:eastAsia="SimSun"/>
+          <w:color w:val="000000"/>
+          <w:kern w:val="0"/>
+          <w:sz w:val="24"/>
+          <w:szCs w:val="24"/>
+          <w:lang w:val="en-US" w:eastAsia="zh-CN"/>
+        </w:rPr>
+        <w:t xml:space="preserve"> ]</w:t>
+      </w:r>
+    </w:p>
+    <w:p>
+      <w:pPr>
+        <w:keepNext w:val="0"/>
+        <w:keepLines w:val="0"/>
+        <w:widowControl/>
+        <w:suppressLineNumbers w:val="0"/>
+        <w:jc w:val="left"/>
+        <w:rPr>
+          <w:rFonts w:hint="default" w:ascii="Times New Roman" w:hAnsi="Times New Roman" w:eastAsia="SimSun"/>
+          <w:color w:val="000000"/>
+          <w:kern w:val="0"/>
+          <w:sz w:val="24"/>
+          <w:szCs w:val="24"/>
+          <w:lang w:val="en-US" w:eastAsia="zh-CN"/>
+        </w:rPr>
+      </w:pPr>
+      <w:r>
+        <w:rPr>
+          <w:rFonts w:hint="default" w:ascii="Times New Roman" w:hAnsi="Times New Roman" w:eastAsia="SimSun"/>
+          <w:color w:val="000000"/>
+          <w:kern w:val="0"/>
+          <w:sz w:val="24"/>
+          <w:szCs w:val="24"/>
+          <w:lang w:val="en-US" w:eastAsia="zh-CN"/>
+        </w:rPr>
+        <w:t xml:space="preserve">}, </w:t>
+      </w:r>
+    </w:p>
+    <w:p>
+      <w:pPr>
+        <w:keepNext w:val="0"/>
+        <w:keepLines w:val="0"/>
+        <w:widowControl/>
+        <w:suppressLineNumbers w:val="0"/>
+        <w:jc w:val="left"/>
+        <w:rPr>
+          <w:rFonts w:hint="default" w:ascii="Times New Roman" w:hAnsi="Times New Roman" w:eastAsia="SimSun"/>
+          <w:color w:val="000000"/>
+          <w:kern w:val="0"/>
+          <w:sz w:val="24"/>
+          <w:szCs w:val="24"/>
+          <w:lang w:val="en-US" w:eastAsia="zh-CN"/>
+        </w:rPr>
+      </w:pPr>
+      <w:r>
+        <w:rPr>
+          <w:rFonts w:hint="default" w:ascii="Times New Roman" w:hAnsi="Times New Roman" w:eastAsia="SimSun"/>
+          <w:color w:val="000000"/>
+          <w:kern w:val="0"/>
+          <w:sz w:val="24"/>
+          <w:szCs w:val="24"/>
+          <w:lang w:val="en-US" w:eastAsia="zh-CN"/>
+        </w:rPr>
+        <w:t>{</w:t>
+      </w:r>
+    </w:p>
+    <w:p>
+      <w:pPr>
+        <w:keepNext w:val="0"/>
+        <w:keepLines w:val="0"/>
+        <w:widowControl/>
+        <w:suppressLineNumbers w:val="0"/>
+        <w:jc w:val="left"/>
+        <w:rPr>
+          <w:rFonts w:hint="default" w:ascii="Times New Roman" w:hAnsi="Times New Roman" w:eastAsia="SimSun"/>
+          <w:color w:val="000000"/>
+          <w:kern w:val="0"/>
+          <w:sz w:val="24"/>
+          <w:szCs w:val="24"/>
+          <w:lang w:val="en-US" w:eastAsia="zh-CN"/>
+        </w:rPr>
+      </w:pPr>
+      <w:r>
+        <w:rPr>
+          <w:rFonts w:hint="default" w:ascii="Times New Roman" w:hAnsi="Times New Roman" w:eastAsia="SimSun"/>
+          <w:color w:val="000000"/>
+          <w:kern w:val="0"/>
+          <w:sz w:val="24"/>
+          <w:szCs w:val="24"/>
+          <w:lang w:val="en-US" w:eastAsia="zh-CN"/>
+        </w:rPr>
+        <w:t xml:space="preserve"> $push:{</w:t>
+      </w:r>
+    </w:p>
+    <w:p>
+      <w:pPr>
+        <w:keepNext w:val="0"/>
+        <w:keepLines w:val="0"/>
+        <w:widowControl/>
+        <w:suppressLineNumbers w:val="0"/>
+        <w:jc w:val="left"/>
+        <w:rPr>
+          <w:rFonts w:hint="default" w:ascii="Times New Roman" w:hAnsi="Times New Roman" w:eastAsia="SimSun"/>
+          <w:color w:val="000000"/>
+          <w:kern w:val="0"/>
+          <w:sz w:val="24"/>
+          <w:szCs w:val="24"/>
+          <w:lang w:val="en-US" w:eastAsia="zh-CN"/>
+        </w:rPr>
+      </w:pPr>
+      <w:r>
+        <w:rPr>
+          <w:rFonts w:hint="default" w:ascii="Times New Roman" w:hAnsi="Times New Roman" w:eastAsia="SimSun"/>
+          <w:color w:val="000000"/>
+          <w:kern w:val="0"/>
+          <w:sz w:val="24"/>
+          <w:szCs w:val="24"/>
+          <w:lang w:val="en-US" w:eastAsia="zh-CN"/>
+        </w:rPr>
+        <w:t xml:space="preserve">  project:{</w:t>
+      </w:r>
+    </w:p>
+    <w:p>
+      <w:pPr>
+        <w:keepNext w:val="0"/>
+        <w:keepLines w:val="0"/>
+        <w:widowControl/>
+        <w:suppressLineNumbers w:val="0"/>
+        <w:jc w:val="left"/>
+        <w:rPr>
+          <w:rFonts w:hint="default" w:ascii="Times New Roman" w:hAnsi="Times New Roman" w:eastAsia="SimSun"/>
+          <w:color w:val="000000"/>
+          <w:kern w:val="0"/>
+          <w:sz w:val="24"/>
+          <w:szCs w:val="24"/>
+          <w:lang w:val="en-US" w:eastAsia="zh-CN"/>
+        </w:rPr>
+      </w:pPr>
+      <w:r>
+        <w:rPr>
+          <w:rFonts w:hint="default" w:ascii="Times New Roman" w:hAnsi="Times New Roman" w:eastAsia="SimSun"/>
+          <w:color w:val="000000"/>
+          <w:kern w:val="0"/>
+          <w:sz w:val="24"/>
+          <w:szCs w:val="24"/>
+          <w:lang w:val="en-US" w:eastAsia="zh-CN"/>
+        </w:rPr>
+        <w:t xml:space="preserve">   $each:[</w:t>
+      </w:r>
+    </w:p>
+    <w:p>
+      <w:pPr>
+        <w:keepNext w:val="0"/>
+        <w:keepLines w:val="0"/>
+        <w:widowControl/>
+        <w:suppressLineNumbers w:val="0"/>
+        <w:jc w:val="left"/>
+        <w:rPr>
+          <w:rFonts w:hint="default" w:ascii="Times New Roman" w:hAnsi="Times New Roman" w:eastAsia="SimSun"/>
+          <w:color w:val="000000"/>
+          <w:kern w:val="0"/>
+          <w:sz w:val="24"/>
+          <w:szCs w:val="24"/>
+          <w:lang w:val="en-US" w:eastAsia="zh-CN"/>
+        </w:rPr>
+      </w:pPr>
+      <w:r>
+        <w:rPr>
+          <w:rFonts w:hint="default" w:ascii="Times New Roman" w:hAnsi="Times New Roman" w:eastAsia="SimSun"/>
+          <w:color w:val="000000"/>
+          <w:kern w:val="0"/>
+          <w:sz w:val="24"/>
+          <w:szCs w:val="24"/>
+          <w:lang w:val="en-US" w:eastAsia="zh-CN"/>
+        </w:rPr>
+        <w:t xml:space="preserve">    {name:"project-A", Hrs:45}, </w:t>
+      </w:r>
+    </w:p>
+    <w:p>
+      <w:pPr>
+        <w:keepNext w:val="0"/>
+        <w:keepLines w:val="0"/>
+        <w:widowControl/>
+        <w:suppressLineNumbers w:val="0"/>
+        <w:jc w:val="left"/>
+        <w:rPr>
+          <w:rFonts w:hint="default" w:ascii="Times New Roman" w:hAnsi="Times New Roman" w:eastAsia="SimSun"/>
+          <w:color w:val="000000"/>
+          <w:kern w:val="0"/>
+          <w:sz w:val="24"/>
+          <w:szCs w:val="24"/>
+          <w:lang w:val="en-US" w:eastAsia="zh-CN"/>
+        </w:rPr>
+      </w:pPr>
+      <w:r>
+        <w:rPr>
+          <w:rFonts w:hint="default" w:ascii="Times New Roman" w:hAnsi="Times New Roman" w:eastAsia="SimSun"/>
+          <w:color w:val="000000"/>
+          <w:kern w:val="0"/>
+          <w:sz w:val="24"/>
+          <w:szCs w:val="24"/>
+          <w:lang w:val="en-US" w:eastAsia="zh-CN"/>
+        </w:rPr>
+        <w:t xml:space="preserve">    {name:"project-B", Hrs:45}</w:t>
+      </w:r>
+    </w:p>
+    <w:p>
+      <w:pPr>
+        <w:keepNext w:val="0"/>
+        <w:keepLines w:val="0"/>
+        <w:widowControl/>
+        <w:suppressLineNumbers w:val="0"/>
+        <w:jc w:val="left"/>
+        <w:rPr>
+          <w:rFonts w:hint="default" w:ascii="Times New Roman" w:hAnsi="Times New Roman" w:eastAsia="SimSun"/>
+          <w:color w:val="000000"/>
+          <w:kern w:val="0"/>
+          <w:sz w:val="24"/>
+          <w:szCs w:val="24"/>
+          <w:lang w:val="en-US" w:eastAsia="zh-CN"/>
+        </w:rPr>
+      </w:pPr>
+      <w:r>
+        <w:rPr>
+          <w:rFonts w:hint="default" w:ascii="Times New Roman" w:hAnsi="Times New Roman" w:eastAsia="SimSun"/>
+          <w:color w:val="000000"/>
+          <w:kern w:val="0"/>
+          <w:sz w:val="24"/>
+          <w:szCs w:val="24"/>
+          <w:lang w:val="en-US" w:eastAsia="zh-CN"/>
+        </w:rPr>
+        <w:t xml:space="preserve">   ], </w:t>
+      </w:r>
+    </w:p>
+    <w:p>
+      <w:pPr>
+        <w:keepNext w:val="0"/>
+        <w:keepLines w:val="0"/>
+        <w:widowControl/>
+        <w:suppressLineNumbers w:val="0"/>
+        <w:jc w:val="left"/>
+        <w:rPr>
+          <w:rFonts w:hint="default" w:ascii="Times New Roman" w:hAnsi="Times New Roman" w:eastAsia="SimSun"/>
+          <w:color w:val="000000"/>
+          <w:kern w:val="0"/>
+          <w:sz w:val="24"/>
+          <w:szCs w:val="24"/>
+          <w:lang w:val="en-US" w:eastAsia="zh-CN"/>
+        </w:rPr>
+      </w:pPr>
+      <w:r>
+        <w:rPr>
+          <w:rFonts w:hint="default" w:ascii="Times New Roman" w:hAnsi="Times New Roman" w:eastAsia="SimSun"/>
+          <w:color w:val="000000"/>
+          <w:kern w:val="0"/>
+          <w:sz w:val="24"/>
+          <w:szCs w:val="24"/>
+          <w:lang w:val="en-US" w:eastAsia="zh-CN"/>
+        </w:rPr>
+        <w:t xml:space="preserve">   $position:2</w:t>
+      </w:r>
+    </w:p>
+    <w:p>
+      <w:pPr>
+        <w:keepNext w:val="0"/>
+        <w:keepLines w:val="0"/>
+        <w:widowControl/>
+        <w:suppressLineNumbers w:val="0"/>
+        <w:jc w:val="left"/>
+        <w:rPr>
+          <w:rFonts w:hint="default" w:ascii="Times New Roman" w:hAnsi="Times New Roman" w:eastAsia="SimSun"/>
+          <w:color w:val="000000"/>
+          <w:kern w:val="0"/>
+          <w:sz w:val="24"/>
+          <w:szCs w:val="24"/>
+          <w:lang w:val="en-US" w:eastAsia="zh-CN"/>
+        </w:rPr>
+      </w:pPr>
+      <w:r>
+        <w:rPr>
+          <w:rFonts w:hint="default" w:ascii="Times New Roman" w:hAnsi="Times New Roman" w:eastAsia="SimSun"/>
+          <w:color w:val="000000"/>
+          <w:kern w:val="0"/>
+          <w:sz w:val="24"/>
+          <w:szCs w:val="24"/>
+          <w:lang w:val="en-US" w:eastAsia="zh-CN"/>
+        </w:rPr>
+        <w:t xml:space="preserve">  }</w:t>
+      </w:r>
+    </w:p>
+    <w:p>
+      <w:pPr>
+        <w:keepNext w:val="0"/>
+        <w:keepLines w:val="0"/>
+        <w:widowControl/>
+        <w:suppressLineNumbers w:val="0"/>
+        <w:jc w:val="left"/>
+        <w:rPr>
+          <w:rFonts w:hint="default" w:ascii="Times New Roman" w:hAnsi="Times New Roman" w:eastAsia="SimSun"/>
+          <w:color w:val="000000"/>
+          <w:kern w:val="0"/>
+          <w:sz w:val="24"/>
+          <w:szCs w:val="24"/>
+          <w:lang w:val="en-US" w:eastAsia="zh-CN"/>
+        </w:rPr>
+      </w:pPr>
+      <w:r>
+        <w:rPr>
+          <w:rFonts w:hint="default" w:ascii="Times New Roman" w:hAnsi="Times New Roman" w:eastAsia="SimSun"/>
+          <w:color w:val="000000"/>
+          <w:kern w:val="0"/>
+          <w:sz w:val="24"/>
+          <w:szCs w:val="24"/>
+          <w:lang w:val="en-US" w:eastAsia="zh-CN"/>
+        </w:rPr>
+        <w:t xml:space="preserve"> }</w:t>
+      </w:r>
+    </w:p>
+    <w:p>
+      <w:pPr>
+        <w:keepNext w:val="0"/>
+        <w:keepLines w:val="0"/>
+        <w:widowControl/>
+        <w:suppressLineNumbers w:val="0"/>
+        <w:jc w:val="left"/>
+        <w:rPr>
+          <w:rFonts w:hint="default" w:ascii="Times New Roman" w:hAnsi="Times New Roman" w:eastAsia="SimSun"/>
+          <w:color w:val="000000"/>
+          <w:kern w:val="0"/>
+          <w:sz w:val="24"/>
+          <w:szCs w:val="24"/>
+          <w:lang w:val="en-US" w:eastAsia="zh-CN"/>
+        </w:rPr>
+      </w:pPr>
+      <w:r>
+        <w:rPr>
+          <w:rFonts w:hint="default" w:ascii="Times New Roman" w:hAnsi="Times New Roman" w:eastAsia="SimSun"/>
+          <w:color w:val="000000"/>
+          <w:kern w:val="0"/>
+          <w:sz w:val="24"/>
+          <w:szCs w:val="24"/>
+          <w:lang w:val="en-US" w:eastAsia="zh-CN"/>
+        </w:rPr>
+        <w:t>}</w:t>
+      </w:r>
+    </w:p>
+    <w:p>
+      <w:pPr>
+        <w:keepNext w:val="0"/>
+        <w:keepLines w:val="0"/>
+        <w:widowControl/>
+        <w:suppressLineNumbers w:val="0"/>
+        <w:jc w:val="left"/>
+        <w:rPr>
+          <w:rFonts w:hint="default" w:ascii="Times New Roman" w:hAnsi="Times New Roman" w:eastAsia="SimSun"/>
+          <w:color w:val="000000"/>
+          <w:kern w:val="0"/>
+          <w:sz w:val="24"/>
+          <w:szCs w:val="24"/>
+          <w:lang w:val="en-US" w:eastAsia="zh-CN"/>
+        </w:rPr>
+      </w:pPr>
+      <w:r>
+        <w:rPr>
+          <w:rFonts w:hint="default" w:ascii="Times New Roman" w:hAnsi="Times New Roman" w:eastAsia="SimSun"/>
+          <w:color w:val="000000"/>
+          <w:kern w:val="0"/>
+          <w:sz w:val="24"/>
+          <w:szCs w:val="24"/>
+          <w:lang w:val="en-US" w:eastAsia="zh-CN"/>
+        </w:rPr>
+        <w:t>)</w:t>
+      </w:r>
+    </w:p>
+    <w:p>
+      <w:pPr>
+        <w:keepNext w:val="0"/>
+        <w:keepLines w:val="0"/>
+        <w:widowControl/>
+        <w:suppressLineNumbers w:val="0"/>
+        <w:jc w:val="left"/>
+        <w:rPr>
+          <w:rFonts w:hint="default" w:ascii="Times New Roman" w:hAnsi="Times New Roman" w:eastAsia="SimSun"/>
+          <w:color w:val="000000"/>
+          <w:kern w:val="0"/>
+          <w:sz w:val="24"/>
+          <w:szCs w:val="24"/>
+          <w:lang w:val="en-US" w:eastAsia="zh-CN"/>
+        </w:rPr>
+      </w:pPr>
+    </w:p>
+    <w:p>
+      <w:pPr>
+        <w:keepNext w:val="0"/>
+        <w:keepLines w:val="0"/>
+        <w:widowControl/>
+        <w:suppressLineNumbers w:val="0"/>
+        <w:jc w:val="left"/>
+        <w:rPr>
+          <w:rFonts w:hint="default" w:ascii="Times New Roman" w:hAnsi="Times New Roman" w:eastAsia="SimSun"/>
+          <w:color w:val="000000"/>
+          <w:kern w:val="0"/>
+          <w:sz w:val="24"/>
+          <w:szCs w:val="24"/>
+          <w:lang w:val="en-US" w:eastAsia="zh-CN"/>
+        </w:rPr>
+      </w:pPr>
+      <w:r>
+        <w:rPr>
+          <w:rFonts w:hint="default" w:ascii="Times New Roman" w:hAnsi="Times New Roman" w:eastAsia="SimSun"/>
+          <w:color w:val="000000"/>
+          <w:kern w:val="0"/>
+          <w:sz w:val="24"/>
+          <w:szCs w:val="24"/>
+          <w:lang w:val="en-US" w:eastAsia="zh-CN"/>
+        </w:rPr>
         <w:t xml:space="preserve">14. Delete last project of all employees with department name is “HR” and if the location </w:t>
       </w:r>
     </w:p>
@@ -4987,6 +5699,359 @@
           <w:szCs w:val="24"/>
           <w:lang w:val="en-US" w:eastAsia="zh-CN"/>
         </w:rPr>
+        <w:t xml:space="preserve">Ans. </w:t>
+      </w:r>
+    </w:p>
+    <w:p>
+      <w:pPr>
+        <w:keepNext w:val="0"/>
+        <w:keepLines w:val="0"/>
+        <w:widowControl/>
+        <w:suppressLineNumbers w:val="0"/>
+        <w:jc w:val="left"/>
+        <w:rPr>
+          <w:rFonts w:hint="default" w:ascii="Times New Roman" w:hAnsi="Times New Roman" w:eastAsia="SimSun"/>
+          <w:color w:val="000000"/>
+          <w:kern w:val="0"/>
+          <w:sz w:val="24"/>
+          <w:szCs w:val="24"/>
+          <w:lang w:val="en-US" w:eastAsia="zh-CN"/>
+        </w:rPr>
+      </w:pPr>
+      <w:r>
+        <w:rPr>
+          <w:rFonts w:hint="default" w:ascii="Times New Roman" w:hAnsi="Times New Roman" w:eastAsia="SimSun"/>
+          <w:color w:val="000000"/>
+          <w:kern w:val="0"/>
+          <w:sz w:val="24"/>
+          <w:szCs w:val="24"/>
+          <w:lang w:val="en-US" w:eastAsia="zh-CN"/>
+        </w:rPr>
+        <w:t>db.employees.updateMany(</w:t>
+      </w:r>
+    </w:p>
+    <w:p>
+      <w:pPr>
+        <w:keepNext w:val="0"/>
+        <w:keepLines w:val="0"/>
+        <w:widowControl/>
+        <w:suppressLineNumbers w:val="0"/>
+        <w:jc w:val="left"/>
+        <w:rPr>
+          <w:rFonts w:hint="default" w:ascii="Times New Roman" w:hAnsi="Times New Roman" w:eastAsia="SimSun"/>
+          <w:color w:val="000000"/>
+          <w:kern w:val="0"/>
+          <w:sz w:val="24"/>
+          <w:szCs w:val="24"/>
+          <w:lang w:val="en-US" w:eastAsia="zh-CN"/>
+        </w:rPr>
+      </w:pPr>
+      <w:r>
+        <w:rPr>
+          <w:rFonts w:hint="default" w:ascii="Times New Roman" w:hAnsi="Times New Roman" w:eastAsia="SimSun"/>
+          <w:color w:val="000000"/>
+          <w:kern w:val="0"/>
+          <w:sz w:val="24"/>
+          <w:szCs w:val="24"/>
+          <w:lang w:val="en-US" w:eastAsia="zh-CN"/>
+        </w:rPr>
+        <w:t>{</w:t>
+      </w:r>
+    </w:p>
+    <w:p>
+      <w:pPr>
+        <w:keepNext w:val="0"/>
+        <w:keepLines w:val="0"/>
+        <w:widowControl/>
+        <w:suppressLineNumbers w:val="0"/>
+        <w:jc w:val="left"/>
+        <w:rPr>
+          <w:rFonts w:hint="default" w:ascii="Times New Roman" w:hAnsi="Times New Roman" w:eastAsia="SimSun"/>
+          <w:color w:val="000000"/>
+          <w:kern w:val="0"/>
+          <w:sz w:val="24"/>
+          <w:szCs w:val="24"/>
+          <w:lang w:val="en-US" w:eastAsia="zh-CN"/>
+        </w:rPr>
+      </w:pPr>
+      <w:r>
+        <w:rPr>
+          <w:rFonts w:hint="default" w:ascii="Times New Roman" w:hAnsi="Times New Roman" w:eastAsia="SimSun"/>
+          <w:color w:val="000000"/>
+          <w:kern w:val="0"/>
+          <w:sz w:val="24"/>
+          <w:szCs w:val="24"/>
+          <w:lang w:val="en-US" w:eastAsia="zh-CN"/>
+        </w:rPr>
+        <w:t xml:space="preserve"> 'dept.dname':'HR',</w:t>
+      </w:r>
+    </w:p>
+    <w:p>
+      <w:pPr>
+        <w:keepNext w:val="0"/>
+        <w:keepLines w:val="0"/>
+        <w:widowControl/>
+        <w:suppressLineNumbers w:val="0"/>
+        <w:jc w:val="left"/>
+        <w:rPr>
+          <w:rFonts w:hint="default" w:ascii="Times New Roman" w:hAnsi="Times New Roman" w:eastAsia="SimSun"/>
+          <w:color w:val="000000"/>
+          <w:kern w:val="0"/>
+          <w:sz w:val="24"/>
+          <w:szCs w:val="24"/>
+          <w:lang w:val="en-US" w:eastAsia="zh-CN"/>
+        </w:rPr>
+      </w:pPr>
+      <w:r>
+        <w:rPr>
+          <w:rFonts w:hint="default" w:ascii="Times New Roman" w:hAnsi="Times New Roman" w:eastAsia="SimSun"/>
+          <w:color w:val="000000"/>
+          <w:kern w:val="0"/>
+          <w:sz w:val="24"/>
+          <w:szCs w:val="24"/>
+          <w:lang w:val="en-US" w:eastAsia="zh-CN"/>
+        </w:rPr>
+        <w:t xml:space="preserve"> 'dept.dloc':'Mumbai'</w:t>
+      </w:r>
+    </w:p>
+    <w:p>
+      <w:pPr>
+        <w:keepNext w:val="0"/>
+        <w:keepLines w:val="0"/>
+        <w:widowControl/>
+        <w:suppressLineNumbers w:val="0"/>
+        <w:jc w:val="left"/>
+        <w:rPr>
+          <w:rFonts w:hint="default" w:ascii="Times New Roman" w:hAnsi="Times New Roman" w:eastAsia="SimSun"/>
+          <w:color w:val="000000"/>
+          <w:kern w:val="0"/>
+          <w:sz w:val="24"/>
+          <w:szCs w:val="24"/>
+          <w:lang w:val="en-US" w:eastAsia="zh-CN"/>
+        </w:rPr>
+      </w:pPr>
+      <w:r>
+        <w:rPr>
+          <w:rFonts w:hint="default" w:ascii="Times New Roman" w:hAnsi="Times New Roman" w:eastAsia="SimSun"/>
+          <w:color w:val="000000"/>
+          <w:kern w:val="0"/>
+          <w:sz w:val="24"/>
+          <w:szCs w:val="24"/>
+          <w:lang w:val="en-US" w:eastAsia="zh-CN"/>
+        </w:rPr>
+        <w:t>},</w:t>
+      </w:r>
+    </w:p>
+    <w:p>
+      <w:pPr>
+        <w:keepNext w:val="0"/>
+        <w:keepLines w:val="0"/>
+        <w:widowControl/>
+        <w:suppressLineNumbers w:val="0"/>
+        <w:jc w:val="left"/>
+        <w:rPr>
+          <w:rFonts w:hint="default" w:ascii="Times New Roman" w:hAnsi="Times New Roman" w:eastAsia="SimSun"/>
+          <w:color w:val="000000"/>
+          <w:kern w:val="0"/>
+          <w:sz w:val="24"/>
+          <w:szCs w:val="24"/>
+          <w:lang w:val="en-US" w:eastAsia="zh-CN"/>
+        </w:rPr>
+      </w:pPr>
+      <w:r>
+        <w:rPr>
+          <w:rFonts w:hint="default" w:ascii="Times New Roman" w:hAnsi="Times New Roman" w:eastAsia="SimSun"/>
+          <w:color w:val="000000"/>
+          <w:kern w:val="0"/>
+          <w:sz w:val="24"/>
+          <w:szCs w:val="24"/>
+          <w:lang w:val="en-US" w:eastAsia="zh-CN"/>
+        </w:rPr>
+        <w:t>{</w:t>
+      </w:r>
+    </w:p>
+    <w:p>
+      <w:pPr>
+        <w:keepNext w:val="0"/>
+        <w:keepLines w:val="0"/>
+        <w:widowControl/>
+        <w:suppressLineNumbers w:val="0"/>
+        <w:jc w:val="left"/>
+        <w:rPr>
+          <w:rFonts w:hint="default" w:ascii="Times New Roman" w:hAnsi="Times New Roman" w:eastAsia="SimSun"/>
+          <w:color w:val="000000"/>
+          <w:kern w:val="0"/>
+          <w:sz w:val="24"/>
+          <w:szCs w:val="24"/>
+          <w:lang w:val="en-US" w:eastAsia="zh-CN"/>
+        </w:rPr>
+      </w:pPr>
+      <w:r>
+        <w:rPr>
+          <w:rFonts w:hint="default" w:ascii="Times New Roman" w:hAnsi="Times New Roman" w:eastAsia="SimSun"/>
+          <w:color w:val="000000"/>
+          <w:kern w:val="0"/>
+          <w:sz w:val="24"/>
+          <w:szCs w:val="24"/>
+          <w:lang w:val="en-US" w:eastAsia="zh-CN"/>
+        </w:rPr>
+        <w:t xml:space="preserve"> $pop:{</w:t>
+      </w:r>
+    </w:p>
+    <w:p>
+      <w:pPr>
+        <w:keepNext w:val="0"/>
+        <w:keepLines w:val="0"/>
+        <w:widowControl/>
+        <w:suppressLineNumbers w:val="0"/>
+        <w:jc w:val="left"/>
+        <w:rPr>
+          <w:rFonts w:hint="default" w:ascii="Times New Roman" w:hAnsi="Times New Roman" w:eastAsia="SimSun"/>
+          <w:color w:val="000000"/>
+          <w:kern w:val="0"/>
+          <w:sz w:val="24"/>
+          <w:szCs w:val="24"/>
+          <w:lang w:val="en-US" w:eastAsia="zh-CN"/>
+        </w:rPr>
+      </w:pPr>
+      <w:r>
+        <w:rPr>
+          <w:rFonts w:hint="default" w:ascii="Times New Roman" w:hAnsi="Times New Roman" w:eastAsia="SimSun"/>
+          <w:color w:val="000000"/>
+          <w:kern w:val="0"/>
+          <w:sz w:val="24"/>
+          <w:szCs w:val="24"/>
+          <w:lang w:val="en-US" w:eastAsia="zh-CN"/>
+        </w:rPr>
+        <w:t xml:space="preserve">  project:1</w:t>
+      </w:r>
+    </w:p>
+    <w:p>
+      <w:pPr>
+        <w:keepNext w:val="0"/>
+        <w:keepLines w:val="0"/>
+        <w:widowControl/>
+        <w:suppressLineNumbers w:val="0"/>
+        <w:jc w:val="left"/>
+        <w:rPr>
+          <w:rFonts w:hint="default" w:ascii="Times New Roman" w:hAnsi="Times New Roman" w:eastAsia="SimSun"/>
+          <w:color w:val="000000"/>
+          <w:kern w:val="0"/>
+          <w:sz w:val="24"/>
+          <w:szCs w:val="24"/>
+          <w:lang w:val="en-US" w:eastAsia="zh-CN"/>
+        </w:rPr>
+      </w:pPr>
+      <w:r>
+        <w:rPr>
+          <w:rFonts w:hint="default" w:ascii="Times New Roman" w:hAnsi="Times New Roman" w:eastAsia="SimSun"/>
+          <w:color w:val="000000"/>
+          <w:kern w:val="0"/>
+          <w:sz w:val="24"/>
+          <w:szCs w:val="24"/>
+          <w:lang w:val="en-US" w:eastAsia="zh-CN"/>
+        </w:rPr>
+        <w:t xml:space="preserve"> }</w:t>
+      </w:r>
+    </w:p>
+    <w:p>
+      <w:pPr>
+        <w:keepNext w:val="0"/>
+        <w:keepLines w:val="0"/>
+        <w:widowControl/>
+        <w:suppressLineNumbers w:val="0"/>
+        <w:jc w:val="left"/>
+        <w:rPr>
+          <w:rFonts w:hint="default" w:ascii="Times New Roman" w:hAnsi="Times New Roman" w:eastAsia="SimSun"/>
+          <w:color w:val="000000"/>
+          <w:kern w:val="0"/>
+          <w:sz w:val="24"/>
+          <w:szCs w:val="24"/>
+          <w:lang w:val="en-US" w:eastAsia="zh-CN"/>
+        </w:rPr>
+      </w:pPr>
+      <w:r>
+        <w:rPr>
+          <w:rFonts w:hint="default" w:ascii="Times New Roman" w:hAnsi="Times New Roman" w:eastAsia="SimSun"/>
+          <w:color w:val="000000"/>
+          <w:kern w:val="0"/>
+          <w:sz w:val="24"/>
+          <w:szCs w:val="24"/>
+          <w:lang w:val="en-US" w:eastAsia="zh-CN"/>
+        </w:rPr>
+        <w:t>}</w:t>
+      </w:r>
+    </w:p>
+    <w:p>
+      <w:pPr>
+        <w:keepNext w:val="0"/>
+        <w:keepLines w:val="0"/>
+        <w:widowControl/>
+        <w:suppressLineNumbers w:val="0"/>
+        <w:jc w:val="left"/>
+        <w:rPr>
+          <w:rFonts w:hint="default" w:ascii="Times New Roman" w:hAnsi="Times New Roman" w:eastAsia="SimSun"/>
+          <w:color w:val="000000"/>
+          <w:kern w:val="0"/>
+          <w:sz w:val="24"/>
+          <w:szCs w:val="24"/>
+          <w:lang w:val="en-US" w:eastAsia="zh-CN"/>
+        </w:rPr>
+      </w:pPr>
+      <w:r>
+        <w:rPr>
+          <w:rFonts w:hint="default" w:ascii="Times New Roman" w:hAnsi="Times New Roman" w:eastAsia="SimSun"/>
+          <w:color w:val="000000"/>
+          <w:kern w:val="0"/>
+          <w:sz w:val="24"/>
+          <w:szCs w:val="24"/>
+          <w:lang w:val="en-US" w:eastAsia="zh-CN"/>
+        </w:rPr>
+        <w:t>)</w:t>
+      </w:r>
+    </w:p>
+    <w:p>
+      <w:pPr>
+        <w:keepNext w:val="0"/>
+        <w:keepLines w:val="0"/>
+        <w:widowControl/>
+        <w:suppressLineNumbers w:val="0"/>
+        <w:jc w:val="left"/>
+        <w:rPr>
+          <w:rFonts w:hint="default" w:ascii="Times New Roman" w:hAnsi="Times New Roman" w:eastAsia="SimSun"/>
+          <w:color w:val="000000"/>
+          <w:kern w:val="0"/>
+          <w:sz w:val="24"/>
+          <w:szCs w:val="24"/>
+          <w:lang w:val="en-US" w:eastAsia="zh-CN"/>
+        </w:rPr>
+      </w:pPr>
+    </w:p>
+    <w:p>
+      <w:pPr>
+        <w:keepNext w:val="0"/>
+        <w:keepLines w:val="0"/>
+        <w:widowControl/>
+        <w:suppressLineNumbers w:val="0"/>
+        <w:jc w:val="left"/>
+        <w:rPr>
+          <w:rFonts w:hint="default" w:ascii="Times New Roman" w:hAnsi="Times New Roman" w:eastAsia="SimSun"/>
+          <w:color w:val="000000"/>
+          <w:kern w:val="0"/>
+          <w:sz w:val="24"/>
+          <w:szCs w:val="24"/>
+          <w:lang w:val="en-US" w:eastAsia="zh-CN"/>
+        </w:rPr>
+      </w:pPr>
+      <w:r>
+        <w:rPr>
+          <w:rFonts w:hint="default" w:ascii="Times New Roman" w:hAnsi="Times New Roman" w:eastAsia="SimSun"/>
+          <w:color w:val="000000"/>
+          <w:kern w:val="0"/>
+          <w:sz w:val="24"/>
+          <w:szCs w:val="24"/>
+          <w:lang w:val="en-US" w:eastAsia="zh-CN"/>
+        </w:rPr>
         <w:t xml:space="preserve">15. Change designation of all employees to senior programmer if they are working on </w:t>
       </w:r>
     </w:p>
@@ -5043,6 +6108,51 @@
           <w:szCs w:val="24"/>
           <w:lang w:val="en-US" w:eastAsia="zh-CN"/>
         </w:rPr>
+        <w:t xml:space="preserve">Ans. </w:t>
+      </w:r>
+    </w:p>
+    <w:p>
+      <w:pPr>
+        <w:keepNext w:val="0"/>
+        <w:keepLines w:val="0"/>
+        <w:widowControl/>
+        <w:suppressLineNumbers w:val="0"/>
+        <w:jc w:val="left"/>
+        <w:rPr>
+          <w:rFonts w:hint="default" w:ascii="Times New Roman" w:hAnsi="Times New Roman" w:eastAsia="SimSun"/>
+          <w:color w:val="000000"/>
+          <w:kern w:val="0"/>
+          <w:sz w:val="24"/>
+          <w:szCs w:val="24"/>
+          <w:lang w:val="en-US" w:eastAsia="zh-CN"/>
+        </w:rPr>
+      </w:pPr>
+    </w:p>
+    <w:p>
+      <w:pPr>
+        <w:keepNext w:val="0"/>
+        <w:keepLines w:val="0"/>
+        <w:widowControl/>
+        <w:suppressLineNumbers w:val="0"/>
+        <w:jc w:val="left"/>
+        <w:rPr>
+          <w:rFonts w:hint="default" w:ascii="Times New Roman" w:hAnsi="Times New Roman" w:eastAsia="SimSun"/>
+          <w:color w:val="000000"/>
+          <w:kern w:val="0"/>
+          <w:sz w:val="24"/>
+          <w:szCs w:val="24"/>
+          <w:lang w:val="en-US" w:eastAsia="zh-CN"/>
+        </w:rPr>
+      </w:pPr>
+      <w:r>
+        <w:rPr>
+          <w:rFonts w:hint="default" w:ascii="Times New Roman" w:hAnsi="Times New Roman" w:eastAsia="SimSun"/>
+          <w:color w:val="000000"/>
+          <w:kern w:val="0"/>
+          <w:sz w:val="24"/>
+          <w:szCs w:val="24"/>
+          <w:lang w:val="en-US" w:eastAsia="zh-CN"/>
+        </w:rPr>
         <w:t xml:space="preserve">16. Add list of hobbies in all employees document whose manager is Rajan or Revati </w:t>
       </w:r>
     </w:p>
@@ -5183,6 +6293,459 @@
           <w:szCs w:val="24"/>
           <w:lang w:val="en-US" w:eastAsia="zh-CN"/>
         </w:rPr>
+        <w:t>db.employees.updateMany(</w:t>
+      </w:r>
+    </w:p>
+    <w:p>
+      <w:pPr>
+        <w:keepNext w:val="0"/>
+        <w:keepLines w:val="0"/>
+        <w:widowControl/>
+        <w:suppressLineNumbers w:val="0"/>
+        <w:jc w:val="left"/>
+        <w:rPr>
+          <w:rFonts w:hint="default" w:ascii="Times New Roman" w:hAnsi="Times New Roman" w:eastAsia="SimSun"/>
+          <w:color w:val="000000"/>
+          <w:kern w:val="0"/>
+          <w:sz w:val="24"/>
+          <w:szCs w:val="24"/>
+          <w:lang w:val="en-US" w:eastAsia="zh-CN"/>
+        </w:rPr>
+      </w:pPr>
+      <w:r>
+        <w:rPr>
+          <w:rFonts w:hint="default" w:ascii="Times New Roman" w:hAnsi="Times New Roman" w:eastAsia="SimSun"/>
+          <w:color w:val="000000"/>
+          <w:kern w:val="0"/>
+          <w:sz w:val="24"/>
+          <w:szCs w:val="24"/>
+          <w:lang w:val="en-US" w:eastAsia="zh-CN"/>
+        </w:rPr>
+        <w:t xml:space="preserve"> {</w:t>
+      </w:r>
+    </w:p>
+    <w:p>
+      <w:pPr>
+        <w:keepNext w:val="0"/>
+        <w:keepLines w:val="0"/>
+        <w:widowControl/>
+        <w:suppressLineNumbers w:val="0"/>
+        <w:jc w:val="left"/>
+        <w:rPr>
+          <w:rFonts w:hint="default" w:ascii="Times New Roman" w:hAnsi="Times New Roman" w:eastAsia="SimSun"/>
+          <w:color w:val="000000"/>
+          <w:kern w:val="0"/>
+          <w:sz w:val="24"/>
+          <w:szCs w:val="24"/>
+          <w:lang w:val="en-US" w:eastAsia="zh-CN"/>
+        </w:rPr>
+      </w:pPr>
+      <w:r>
+        <w:rPr>
+          <w:rFonts w:hint="default" w:ascii="Times New Roman" w:hAnsi="Times New Roman" w:eastAsia="SimSun"/>
+          <w:color w:val="000000"/>
+          <w:kern w:val="0"/>
+          <w:sz w:val="24"/>
+          <w:szCs w:val="24"/>
+          <w:lang w:val="en-US" w:eastAsia="zh-CN"/>
+        </w:rPr>
+        <w:t xml:space="preserve">  name:$regex:{/^[rp].*[sj]$/}</w:t>
+      </w:r>
+    </w:p>
+    <w:p>
+      <w:pPr>
+        <w:keepNext w:val="0"/>
+        <w:keepLines w:val="0"/>
+        <w:widowControl/>
+        <w:suppressLineNumbers w:val="0"/>
+        <w:jc w:val="left"/>
+        <w:rPr>
+          <w:rFonts w:hint="default" w:ascii="Times New Roman" w:hAnsi="Times New Roman" w:eastAsia="SimSun"/>
+          <w:color w:val="000000"/>
+          <w:kern w:val="0"/>
+          <w:sz w:val="24"/>
+          <w:szCs w:val="24"/>
+          <w:lang w:val="en-US" w:eastAsia="zh-CN"/>
+        </w:rPr>
+      </w:pPr>
+      <w:r>
+        <w:rPr>
+          <w:rFonts w:hint="default" w:ascii="Times New Roman" w:hAnsi="Times New Roman" w:eastAsia="SimSun"/>
+          <w:color w:val="000000"/>
+          <w:kern w:val="0"/>
+          <w:sz w:val="24"/>
+          <w:szCs w:val="24"/>
+          <w:lang w:val="en-US" w:eastAsia="zh-CN"/>
+        </w:rPr>
+        <w:t xml:space="preserve"> },</w:t>
+      </w:r>
+    </w:p>
+    <w:p>
+      <w:pPr>
+        <w:keepNext w:val="0"/>
+        <w:keepLines w:val="0"/>
+        <w:widowControl/>
+        <w:suppressLineNumbers w:val="0"/>
+        <w:jc w:val="left"/>
+        <w:rPr>
+          <w:rFonts w:hint="default" w:ascii="Times New Roman" w:hAnsi="Times New Roman" w:eastAsia="SimSun"/>
+          <w:color w:val="000000"/>
+          <w:kern w:val="0"/>
+          <w:sz w:val="24"/>
+          <w:szCs w:val="24"/>
+          <w:lang w:val="en-US" w:eastAsia="zh-CN"/>
+        </w:rPr>
+      </w:pPr>
+      <w:r>
+        <w:rPr>
+          <w:rFonts w:hint="default" w:ascii="Times New Roman" w:hAnsi="Times New Roman" w:eastAsia="SimSun"/>
+          <w:color w:val="000000"/>
+          <w:kern w:val="0"/>
+          <w:sz w:val="24"/>
+          <w:szCs w:val="24"/>
+          <w:lang w:val="en-US" w:eastAsia="zh-CN"/>
+        </w:rPr>
+        <w:t xml:space="preserve"> {</w:t>
+      </w:r>
+    </w:p>
+    <w:p>
+      <w:pPr>
+        <w:keepNext w:val="0"/>
+        <w:keepLines w:val="0"/>
+        <w:widowControl/>
+        <w:suppressLineNumbers w:val="0"/>
+        <w:jc w:val="left"/>
+        <w:rPr>
+          <w:rFonts w:hint="default" w:ascii="Times New Roman" w:hAnsi="Times New Roman" w:eastAsia="SimSun"/>
+          <w:color w:val="000000"/>
+          <w:kern w:val="0"/>
+          <w:sz w:val="24"/>
+          <w:szCs w:val="24"/>
+          <w:lang w:val="en-US" w:eastAsia="zh-CN"/>
+        </w:rPr>
+      </w:pPr>
+      <w:r>
+        <w:rPr>
+          <w:rFonts w:hint="default" w:ascii="Times New Roman" w:hAnsi="Times New Roman" w:eastAsia="SimSun"/>
+          <w:color w:val="000000"/>
+          <w:kern w:val="0"/>
+          <w:sz w:val="24"/>
+          <w:szCs w:val="24"/>
+          <w:lang w:val="en-US" w:eastAsia="zh-CN"/>
+        </w:rPr>
+        <w:t xml:space="preserve">  $push:{</w:t>
+      </w:r>
+    </w:p>
+    <w:p>
+      <w:pPr>
+        <w:keepNext w:val="0"/>
+        <w:keepLines w:val="0"/>
+        <w:widowControl/>
+        <w:suppressLineNumbers w:val="0"/>
+        <w:jc w:val="left"/>
+        <w:rPr>
+          <w:rFonts w:hint="default" w:ascii="Times New Roman" w:hAnsi="Times New Roman" w:eastAsia="SimSun"/>
+          <w:color w:val="000000"/>
+          <w:kern w:val="0"/>
+          <w:sz w:val="24"/>
+          <w:szCs w:val="24"/>
+          <w:lang w:val="en-US" w:eastAsia="zh-CN"/>
+        </w:rPr>
+      </w:pPr>
+      <w:r>
+        <w:rPr>
+          <w:rFonts w:hint="default" w:ascii="Times New Roman" w:hAnsi="Times New Roman" w:eastAsia="SimSun"/>
+          <w:color w:val="000000"/>
+          <w:kern w:val="0"/>
+          <w:sz w:val="24"/>
+          <w:szCs w:val="24"/>
+          <w:lang w:val="en-US" w:eastAsia="zh-CN"/>
+        </w:rPr>
+        <w:t xml:space="preserve">   hobbies:{</w:t>
+      </w:r>
+    </w:p>
+    <w:p>
+      <w:pPr>
+        <w:keepNext w:val="0"/>
+        <w:keepLines w:val="0"/>
+        <w:widowControl/>
+        <w:suppressLineNumbers w:val="0"/>
+        <w:jc w:val="left"/>
+        <w:rPr>
+          <w:rFonts w:hint="default" w:ascii="Times New Roman" w:hAnsi="Times New Roman" w:eastAsia="SimSun"/>
+          <w:color w:val="000000"/>
+          <w:kern w:val="0"/>
+          <w:sz w:val="24"/>
+          <w:szCs w:val="24"/>
+          <w:lang w:val="en-US" w:eastAsia="zh-CN"/>
+        </w:rPr>
+      </w:pPr>
+      <w:r>
+        <w:rPr>
+          <w:rFonts w:hint="default" w:ascii="Times New Roman" w:hAnsi="Times New Roman" w:eastAsia="SimSun"/>
+          <w:color w:val="000000"/>
+          <w:kern w:val="0"/>
+          <w:sz w:val="24"/>
+          <w:szCs w:val="24"/>
+          <w:lang w:val="en-US" w:eastAsia="zh-CN"/>
+        </w:rPr>
+        <w:t xml:space="preserve">    $each:]</w:t>
+      </w:r>
+    </w:p>
+    <w:p>
+      <w:pPr>
+        <w:keepNext w:val="0"/>
+        <w:keepLines w:val="0"/>
+        <w:widowControl/>
+        <w:suppressLineNumbers w:val="0"/>
+        <w:jc w:val="left"/>
+        <w:rPr>
+          <w:rFonts w:hint="default" w:ascii="Times New Roman" w:hAnsi="Times New Roman" w:eastAsia="SimSun"/>
+          <w:color w:val="000000"/>
+          <w:kern w:val="0"/>
+          <w:sz w:val="24"/>
+          <w:szCs w:val="24"/>
+          <w:lang w:val="en-US" w:eastAsia="zh-CN"/>
+        </w:rPr>
+      </w:pPr>
+      <w:r>
+        <w:rPr>
+          <w:rFonts w:hint="default" w:ascii="Times New Roman" w:hAnsi="Times New Roman" w:eastAsia="SimSun"/>
+          <w:color w:val="000000"/>
+          <w:kern w:val="0"/>
+          <w:sz w:val="24"/>
+          <w:szCs w:val="24"/>
+          <w:lang w:val="en-US" w:eastAsia="zh-CN"/>
+        </w:rPr>
+        <w:tab/>
+      </w:r>
+      <w:r>
+        <w:rPr>
+          <w:rFonts w:hint="default" w:ascii="Times New Roman" w:hAnsi="Times New Roman" w:eastAsia="SimSun"/>
+          <w:color w:val="000000"/>
+          <w:kern w:val="0"/>
+          <w:sz w:val="24"/>
+          <w:szCs w:val="24"/>
+          <w:lang w:val="en-US" w:eastAsia="zh-CN"/>
+        </w:rPr>
+        <w:t xml:space="preserve"> 'blogging'</w:t>
+      </w:r>
+    </w:p>
+    <w:p>
+      <w:pPr>
+        <w:keepNext w:val="0"/>
+        <w:keepLines w:val="0"/>
+        <w:widowControl/>
+        <w:suppressLineNumbers w:val="0"/>
+        <w:jc w:val="left"/>
+        <w:rPr>
+          <w:rFonts w:hint="default" w:ascii="Times New Roman" w:hAnsi="Times New Roman" w:eastAsia="SimSun"/>
+          <w:color w:val="000000"/>
+          <w:kern w:val="0"/>
+          <w:sz w:val="24"/>
+          <w:szCs w:val="24"/>
+          <w:lang w:val="en-US" w:eastAsia="zh-CN"/>
+        </w:rPr>
+      </w:pPr>
+      <w:r>
+        <w:rPr>
+          <w:rFonts w:hint="default" w:ascii="Times New Roman" w:hAnsi="Times New Roman" w:eastAsia="SimSun"/>
+          <w:color w:val="000000"/>
+          <w:kern w:val="0"/>
+          <w:sz w:val="24"/>
+          <w:szCs w:val="24"/>
+          <w:lang w:val="en-US" w:eastAsia="zh-CN"/>
+        </w:rPr>
+        <w:tab/>
+      </w:r>
+      <w:r>
+        <w:rPr>
+          <w:rFonts w:hint="default" w:ascii="Times New Roman" w:hAnsi="Times New Roman" w:eastAsia="SimSun"/>
+          <w:color w:val="000000"/>
+          <w:kern w:val="0"/>
+          <w:sz w:val="24"/>
+          <w:szCs w:val="24"/>
+          <w:lang w:val="en-US" w:eastAsia="zh-CN"/>
+        </w:rPr>
+        <w:t>],</w:t>
+      </w:r>
+    </w:p>
+    <w:p>
+      <w:pPr>
+        <w:keepNext w:val="0"/>
+        <w:keepLines w:val="0"/>
+        <w:widowControl/>
+        <w:suppressLineNumbers w:val="0"/>
+        <w:jc w:val="left"/>
+        <w:rPr>
+          <w:rFonts w:hint="default" w:ascii="Times New Roman" w:hAnsi="Times New Roman" w:eastAsia="SimSun"/>
+          <w:color w:val="000000"/>
+          <w:kern w:val="0"/>
+          <w:sz w:val="24"/>
+          <w:szCs w:val="24"/>
+          <w:lang w:val="en-US" w:eastAsia="zh-CN"/>
+        </w:rPr>
+      </w:pPr>
+      <w:r>
+        <w:rPr>
+          <w:rFonts w:hint="default" w:ascii="Times New Roman" w:hAnsi="Times New Roman" w:eastAsia="SimSun"/>
+          <w:color w:val="000000"/>
+          <w:kern w:val="0"/>
+          <w:sz w:val="24"/>
+          <w:szCs w:val="24"/>
+          <w:lang w:val="en-US" w:eastAsia="zh-CN"/>
+        </w:rPr>
+        <w:tab/>
+      </w:r>
+      <w:r>
+        <w:rPr>
+          <w:rFonts w:hint="default" w:ascii="Times New Roman" w:hAnsi="Times New Roman" w:eastAsia="SimSun"/>
+          <w:color w:val="000000"/>
+          <w:kern w:val="0"/>
+          <w:sz w:val="24"/>
+          <w:szCs w:val="24"/>
+          <w:lang w:val="en-US" w:eastAsia="zh-CN"/>
+        </w:rPr>
+        <w:t>$position:3</w:t>
+      </w:r>
+    </w:p>
+    <w:p>
+      <w:pPr>
+        <w:keepNext w:val="0"/>
+        <w:keepLines w:val="0"/>
+        <w:widowControl/>
+        <w:suppressLineNumbers w:val="0"/>
+        <w:jc w:val="left"/>
+        <w:rPr>
+          <w:rFonts w:hint="default" w:ascii="Times New Roman" w:hAnsi="Times New Roman" w:eastAsia="SimSun"/>
+          <w:color w:val="000000"/>
+          <w:kern w:val="0"/>
+          <w:sz w:val="24"/>
+          <w:szCs w:val="24"/>
+          <w:lang w:val="en-US" w:eastAsia="zh-CN"/>
+        </w:rPr>
+      </w:pPr>
+      <w:r>
+        <w:rPr>
+          <w:rFonts w:hint="default" w:ascii="Times New Roman" w:hAnsi="Times New Roman" w:eastAsia="SimSun"/>
+          <w:color w:val="000000"/>
+          <w:kern w:val="0"/>
+          <w:sz w:val="24"/>
+          <w:szCs w:val="24"/>
+          <w:lang w:val="en-US" w:eastAsia="zh-CN"/>
+        </w:rPr>
+        <w:t xml:space="preserve">   }</w:t>
+      </w:r>
+    </w:p>
+    <w:p>
+      <w:pPr>
+        <w:keepNext w:val="0"/>
+        <w:keepLines w:val="0"/>
+        <w:widowControl/>
+        <w:suppressLineNumbers w:val="0"/>
+        <w:jc w:val="left"/>
+        <w:rPr>
+          <w:rFonts w:hint="default" w:ascii="Times New Roman" w:hAnsi="Times New Roman" w:eastAsia="SimSun"/>
+          <w:color w:val="000000"/>
+          <w:kern w:val="0"/>
+          <w:sz w:val="24"/>
+          <w:szCs w:val="24"/>
+          <w:lang w:val="en-US" w:eastAsia="zh-CN"/>
+        </w:rPr>
+      </w:pPr>
+      <w:r>
+        <w:rPr>
+          <w:rFonts w:hint="default" w:ascii="Times New Roman" w:hAnsi="Times New Roman" w:eastAsia="SimSun"/>
+          <w:color w:val="000000"/>
+          <w:kern w:val="0"/>
+          <w:sz w:val="24"/>
+          <w:szCs w:val="24"/>
+          <w:lang w:val="en-US" w:eastAsia="zh-CN"/>
+        </w:rPr>
+        <w:t xml:space="preserve">  }</w:t>
+      </w:r>
+    </w:p>
+    <w:p>
+      <w:pPr>
+        <w:keepNext w:val="0"/>
+        <w:keepLines w:val="0"/>
+        <w:widowControl/>
+        <w:suppressLineNumbers w:val="0"/>
+        <w:jc w:val="left"/>
+        <w:rPr>
+          <w:rFonts w:hint="default" w:ascii="Times New Roman" w:hAnsi="Times New Roman" w:eastAsia="SimSun"/>
+          <w:color w:val="000000"/>
+          <w:kern w:val="0"/>
+          <w:sz w:val="24"/>
+          <w:szCs w:val="24"/>
+          <w:lang w:val="en-US" w:eastAsia="zh-CN"/>
+        </w:rPr>
+      </w:pPr>
+      <w:r>
+        <w:rPr>
+          <w:rFonts w:hint="default" w:ascii="Times New Roman" w:hAnsi="Times New Roman" w:eastAsia="SimSun"/>
+          <w:color w:val="000000"/>
+          <w:kern w:val="0"/>
+          <w:sz w:val="24"/>
+          <w:szCs w:val="24"/>
+          <w:lang w:val="en-US" w:eastAsia="zh-CN"/>
+        </w:rPr>
+        <w:t xml:space="preserve"> }</w:t>
+      </w:r>
+    </w:p>
+    <w:p>
+      <w:pPr>
+        <w:keepNext w:val="0"/>
+        <w:keepLines w:val="0"/>
+        <w:widowControl/>
+        <w:suppressLineNumbers w:val="0"/>
+        <w:jc w:val="left"/>
+        <w:rPr>
+          <w:rFonts w:hint="default" w:ascii="Times New Roman" w:hAnsi="Times New Roman" w:eastAsia="SimSun"/>
+          <w:color w:val="000000"/>
+          <w:kern w:val="0"/>
+          <w:sz w:val="24"/>
+          <w:szCs w:val="24"/>
+          <w:lang w:val="en-US" w:eastAsia="zh-CN"/>
+        </w:rPr>
+      </w:pPr>
+      <w:r>
+        <w:rPr>
+          <w:rFonts w:hint="default" w:ascii="Times New Roman" w:hAnsi="Times New Roman" w:eastAsia="SimSun"/>
+          <w:color w:val="000000"/>
+          <w:kern w:val="0"/>
+          <w:sz w:val="24"/>
+          <w:szCs w:val="24"/>
+          <w:lang w:val="en-US" w:eastAsia="zh-CN"/>
+        </w:rPr>
+        <w:t>)</w:t>
+      </w:r>
+    </w:p>
+    <w:p>
+      <w:pPr>
+        <w:keepNext w:val="0"/>
+        <w:keepLines w:val="0"/>
+        <w:widowControl/>
+        <w:suppressLineNumbers w:val="0"/>
+        <w:jc w:val="left"/>
+        <w:rPr>
+          <w:rFonts w:hint="default" w:ascii="Times New Roman" w:hAnsi="Times New Roman" w:eastAsia="SimSun"/>
+          <w:color w:val="000000"/>
+          <w:kern w:val="0"/>
+          <w:sz w:val="24"/>
+          <w:szCs w:val="24"/>
+          <w:lang w:val="en-US" w:eastAsia="zh-CN"/>
+        </w:rPr>
+      </w:pPr>
+      <w:r>
+        <w:rPr>
+          <w:rFonts w:hint="default" w:ascii="Times New Roman" w:hAnsi="Times New Roman" w:eastAsia="SimSun"/>
+          <w:color w:val="000000"/>
+          <w:kern w:val="0"/>
+          <w:sz w:val="24"/>
+          <w:szCs w:val="24"/>
+          <w:lang w:val="en-US" w:eastAsia="zh-CN"/>
+        </w:rPr>
         <w:t xml:space="preserve">19. Increase salary by 10000 for all employees who are working on project-2 or project-3 </w:t>
       </w:r>
     </w:p>
@@ -5211,35 +6774,416 @@
           <w:szCs w:val="24"/>
           <w:lang w:val="en-US" w:eastAsia="zh-CN"/>
         </w:rPr>
-        <w:t xml:space="preserve">or project-120. Decrease bonus by 1000 rs And increase salary by 1000rs for all employees whose </w:t>
-      </w:r>
-    </w:p>
-    <w:p>
-      <w:pPr>
-        <w:keepNext w:val="0"/>
-        <w:keepLines w:val="0"/>
-        <w:widowControl/>
-        <w:suppressLineNumbers w:val="0"/>
-        <w:jc w:val="left"/>
-        <w:rPr>
-          <w:rFonts w:hint="default" w:ascii="Times New Roman" w:hAnsi="Times New Roman" w:eastAsia="SimSun"/>
-          <w:color w:val="000000"/>
-          <w:kern w:val="0"/>
-          <w:sz w:val="24"/>
-          <w:szCs w:val="24"/>
-          <w:lang w:val="en-US" w:eastAsia="zh-CN"/>
-        </w:rPr>
-      </w:pPr>
-      <w:r>
-        <w:rPr>
-          <w:rFonts w:hint="default" w:ascii="Times New Roman" w:hAnsi="Times New Roman" w:eastAsia="SimSun"/>
-          <w:color w:val="000000"/>
-          <w:kern w:val="0"/>
-          <w:sz w:val="24"/>
-          <w:szCs w:val="24"/>
-          <w:lang w:val="en-US" w:eastAsia="zh-CN"/>
-        </w:rPr>
-        <w:t xml:space="preserve">department location is Mumbai </w:t>
+        <w:t xml:space="preserve">or project-1 </w:t>
+      </w:r>
+    </w:p>
+    <w:p>
+      <w:pPr>
+        <w:keepNext w:val="0"/>
+        <w:keepLines w:val="0"/>
+        <w:widowControl/>
+        <w:suppressLineNumbers w:val="0"/>
+        <w:jc w:val="left"/>
+        <w:rPr>
+          <w:rFonts w:hint="default" w:ascii="Times New Roman" w:hAnsi="Times New Roman" w:eastAsia="SimSun"/>
+          <w:color w:val="000000"/>
+          <w:kern w:val="0"/>
+          <w:sz w:val="24"/>
+          <w:szCs w:val="24"/>
+          <w:lang w:val="en-US" w:eastAsia="zh-CN"/>
+        </w:rPr>
+      </w:pPr>
+      <w:r>
+        <w:rPr>
+          <w:rFonts w:hint="default" w:ascii="Times New Roman" w:hAnsi="Times New Roman" w:eastAsia="SimSun"/>
+          <w:color w:val="000000"/>
+          <w:kern w:val="0"/>
+          <w:sz w:val="24"/>
+          <w:szCs w:val="24"/>
+          <w:lang w:val="en-US" w:eastAsia="zh-CN"/>
+        </w:rPr>
+        <w:t>Ans.</w:t>
+      </w:r>
+    </w:p>
+    <w:p>
+      <w:pPr>
+        <w:keepNext w:val="0"/>
+        <w:keepLines w:val="0"/>
+        <w:widowControl/>
+        <w:suppressLineNumbers w:val="0"/>
+        <w:jc w:val="left"/>
+        <w:rPr>
+          <w:rFonts w:hint="default" w:ascii="Times New Roman" w:hAnsi="Times New Roman" w:eastAsia="SimSun"/>
+          <w:color w:val="000000"/>
+          <w:kern w:val="0"/>
+          <w:sz w:val="24"/>
+          <w:szCs w:val="24"/>
+          <w:lang w:val="en-US" w:eastAsia="zh-CN"/>
+        </w:rPr>
+      </w:pPr>
+      <w:r>
+        <w:rPr>
+          <w:rFonts w:hint="default" w:ascii="Times New Roman" w:hAnsi="Times New Roman" w:eastAsia="SimSun"/>
+          <w:color w:val="000000"/>
+          <w:kern w:val="0"/>
+          <w:sz w:val="24"/>
+          <w:szCs w:val="24"/>
+          <w:lang w:val="en-US" w:eastAsia="zh-CN"/>
+        </w:rPr>
+        <w:t>db.employees.updateMany(</w:t>
+      </w:r>
+    </w:p>
+    <w:p>
+      <w:pPr>
+        <w:keepNext w:val="0"/>
+        <w:keepLines w:val="0"/>
+        <w:widowControl/>
+        <w:suppressLineNumbers w:val="0"/>
+        <w:jc w:val="left"/>
+        <w:rPr>
+          <w:rFonts w:hint="default" w:ascii="Times New Roman" w:hAnsi="Times New Roman" w:eastAsia="SimSun"/>
+          <w:color w:val="000000"/>
+          <w:kern w:val="0"/>
+          <w:sz w:val="24"/>
+          <w:szCs w:val="24"/>
+          <w:lang w:val="en-US" w:eastAsia="zh-CN"/>
+        </w:rPr>
+      </w:pPr>
+      <w:r>
+        <w:rPr>
+          <w:rFonts w:hint="default" w:ascii="Times New Roman" w:hAnsi="Times New Roman" w:eastAsia="SimSun"/>
+          <w:color w:val="000000"/>
+          <w:kern w:val="0"/>
+          <w:sz w:val="24"/>
+          <w:szCs w:val="24"/>
+          <w:lang w:val="en-US" w:eastAsia="zh-CN"/>
+        </w:rPr>
+        <w:t xml:space="preserve"> {</w:t>
+      </w:r>
+    </w:p>
+    <w:p>
+      <w:pPr>
+        <w:keepNext w:val="0"/>
+        <w:keepLines w:val="0"/>
+        <w:widowControl/>
+        <w:suppressLineNumbers w:val="0"/>
+        <w:jc w:val="left"/>
+        <w:rPr>
+          <w:rFonts w:hint="default" w:ascii="Times New Roman" w:hAnsi="Times New Roman" w:eastAsia="SimSun"/>
+          <w:color w:val="000000"/>
+          <w:kern w:val="0"/>
+          <w:sz w:val="24"/>
+          <w:szCs w:val="24"/>
+          <w:lang w:val="en-US" w:eastAsia="zh-CN"/>
+        </w:rPr>
+      </w:pPr>
+      <w:r>
+        <w:rPr>
+          <w:rFonts w:hint="default" w:ascii="Times New Roman" w:hAnsi="Times New Roman" w:eastAsia="SimSun"/>
+          <w:color w:val="000000"/>
+          <w:kern w:val="0"/>
+          <w:sz w:val="24"/>
+          <w:szCs w:val="24"/>
+          <w:lang w:val="en-US" w:eastAsia="zh-CN"/>
+        </w:rPr>
+        <w:t xml:space="preserve">  'project.name':{</w:t>
+      </w:r>
+    </w:p>
+    <w:p>
+      <w:pPr>
+        <w:keepNext w:val="0"/>
+        <w:keepLines w:val="0"/>
+        <w:widowControl/>
+        <w:suppressLineNumbers w:val="0"/>
+        <w:jc w:val="left"/>
+        <w:rPr>
+          <w:rFonts w:hint="default" w:ascii="Times New Roman" w:hAnsi="Times New Roman" w:eastAsia="SimSun"/>
+          <w:color w:val="000000"/>
+          <w:kern w:val="0"/>
+          <w:sz w:val="24"/>
+          <w:szCs w:val="24"/>
+          <w:lang w:val="en-US" w:eastAsia="zh-CN"/>
+        </w:rPr>
+      </w:pPr>
+      <w:r>
+        <w:rPr>
+          <w:rFonts w:hint="default" w:ascii="Times New Roman" w:hAnsi="Times New Roman" w:eastAsia="SimSun"/>
+          <w:color w:val="000000"/>
+          <w:kern w:val="0"/>
+          <w:sz w:val="24"/>
+          <w:szCs w:val="24"/>
+          <w:lang w:val="en-US" w:eastAsia="zh-CN"/>
+        </w:rPr>
+        <w:t xml:space="preserve">   $in:[project-1, project-2, project-3]</w:t>
+      </w:r>
+    </w:p>
+    <w:p>
+      <w:pPr>
+        <w:keepNext w:val="0"/>
+        <w:keepLines w:val="0"/>
+        <w:widowControl/>
+        <w:suppressLineNumbers w:val="0"/>
+        <w:jc w:val="left"/>
+        <w:rPr>
+          <w:rFonts w:hint="default" w:ascii="Times New Roman" w:hAnsi="Times New Roman" w:eastAsia="SimSun"/>
+          <w:color w:val="000000"/>
+          <w:kern w:val="0"/>
+          <w:sz w:val="24"/>
+          <w:szCs w:val="24"/>
+          <w:lang w:val="en-US" w:eastAsia="zh-CN"/>
+        </w:rPr>
+      </w:pPr>
+      <w:r>
+        <w:rPr>
+          <w:rFonts w:hint="default" w:ascii="Times New Roman" w:hAnsi="Times New Roman" w:eastAsia="SimSun"/>
+          <w:color w:val="000000"/>
+          <w:kern w:val="0"/>
+          <w:sz w:val="24"/>
+          <w:szCs w:val="24"/>
+          <w:lang w:val="en-US" w:eastAsia="zh-CN"/>
+        </w:rPr>
+        <w:t xml:space="preserve">  },</w:t>
+      </w:r>
+    </w:p>
+    <w:p>
+      <w:pPr>
+        <w:keepNext w:val="0"/>
+        <w:keepLines w:val="0"/>
+        <w:widowControl/>
+        <w:suppressLineNumbers w:val="0"/>
+        <w:jc w:val="left"/>
+        <w:rPr>
+          <w:rFonts w:hint="default" w:ascii="Times New Roman" w:hAnsi="Times New Roman" w:eastAsia="SimSun"/>
+          <w:color w:val="000000"/>
+          <w:kern w:val="0"/>
+          <w:sz w:val="24"/>
+          <w:szCs w:val="24"/>
+          <w:lang w:val="en-US" w:eastAsia="zh-CN"/>
+        </w:rPr>
+      </w:pPr>
+      <w:r>
+        <w:rPr>
+          <w:rFonts w:hint="default" w:ascii="Times New Roman" w:hAnsi="Times New Roman" w:eastAsia="SimSun"/>
+          <w:color w:val="000000"/>
+          <w:kern w:val="0"/>
+          <w:sz w:val="24"/>
+          <w:szCs w:val="24"/>
+          <w:lang w:val="en-US" w:eastAsia="zh-CN"/>
+        </w:rPr>
+        <w:t xml:space="preserve"> {</w:t>
+      </w:r>
+    </w:p>
+    <w:p>
+      <w:pPr>
+        <w:keepNext w:val="0"/>
+        <w:keepLines w:val="0"/>
+        <w:widowControl/>
+        <w:suppressLineNumbers w:val="0"/>
+        <w:jc w:val="left"/>
+        <w:rPr>
+          <w:rFonts w:hint="default" w:ascii="Times New Roman" w:hAnsi="Times New Roman" w:eastAsia="SimSun"/>
+          <w:color w:val="000000"/>
+          <w:kern w:val="0"/>
+          <w:sz w:val="24"/>
+          <w:szCs w:val="24"/>
+          <w:lang w:val="en-US" w:eastAsia="zh-CN"/>
+        </w:rPr>
+      </w:pPr>
+      <w:r>
+        <w:rPr>
+          <w:rFonts w:hint="default" w:ascii="Times New Roman" w:hAnsi="Times New Roman" w:eastAsia="SimSun"/>
+          <w:color w:val="000000"/>
+          <w:kern w:val="0"/>
+          <w:sz w:val="24"/>
+          <w:szCs w:val="24"/>
+          <w:lang w:val="en-US" w:eastAsia="zh-CN"/>
+        </w:rPr>
+        <w:t xml:space="preserve">  $set:{</w:t>
+      </w:r>
+    </w:p>
+    <w:p>
+      <w:pPr>
+        <w:keepNext w:val="0"/>
+        <w:keepLines w:val="0"/>
+        <w:widowControl/>
+        <w:suppressLineNumbers w:val="0"/>
+        <w:jc w:val="left"/>
+        <w:rPr>
+          <w:rFonts w:hint="default" w:ascii="Times New Roman" w:hAnsi="Times New Roman" w:eastAsia="SimSun"/>
+          <w:color w:val="000000"/>
+          <w:kern w:val="0"/>
+          <w:sz w:val="24"/>
+          <w:szCs w:val="24"/>
+          <w:lang w:val="en-US" w:eastAsia="zh-CN"/>
+        </w:rPr>
+      </w:pPr>
+      <w:r>
+        <w:rPr>
+          <w:rFonts w:hint="default" w:ascii="Times New Roman" w:hAnsi="Times New Roman" w:eastAsia="SimSun"/>
+          <w:color w:val="000000"/>
+          <w:kern w:val="0"/>
+          <w:sz w:val="24"/>
+          <w:szCs w:val="24"/>
+          <w:lang w:val="en-US" w:eastAsia="zh-CN"/>
+        </w:rPr>
+        <w:t xml:space="preserve">   sal:$add{'$sal',10000}</w:t>
+      </w:r>
+    </w:p>
+    <w:p>
+      <w:pPr>
+        <w:keepNext w:val="0"/>
+        <w:keepLines w:val="0"/>
+        <w:widowControl/>
+        <w:suppressLineNumbers w:val="0"/>
+        <w:jc w:val="left"/>
+        <w:rPr>
+          <w:rFonts w:hint="default" w:ascii="Times New Roman" w:hAnsi="Times New Roman" w:eastAsia="SimSun"/>
+          <w:color w:val="000000"/>
+          <w:kern w:val="0"/>
+          <w:sz w:val="24"/>
+          <w:szCs w:val="24"/>
+          <w:lang w:val="en-US" w:eastAsia="zh-CN"/>
+        </w:rPr>
+      </w:pPr>
+      <w:r>
+        <w:rPr>
+          <w:rFonts w:hint="default" w:ascii="Times New Roman" w:hAnsi="Times New Roman" w:eastAsia="SimSun"/>
+          <w:color w:val="000000"/>
+          <w:kern w:val="0"/>
+          <w:sz w:val="24"/>
+          <w:szCs w:val="24"/>
+          <w:lang w:val="en-US" w:eastAsia="zh-CN"/>
+        </w:rPr>
+        <w:t xml:space="preserve">  }</w:t>
+      </w:r>
+    </w:p>
+    <w:p>
+      <w:pPr>
+        <w:keepNext w:val="0"/>
+        <w:keepLines w:val="0"/>
+        <w:widowControl/>
+        <w:suppressLineNumbers w:val="0"/>
+        <w:jc w:val="left"/>
+        <w:rPr>
+          <w:rFonts w:hint="default" w:ascii="Times New Roman" w:hAnsi="Times New Roman" w:eastAsia="SimSun"/>
+          <w:color w:val="000000"/>
+          <w:kern w:val="0"/>
+          <w:sz w:val="24"/>
+          <w:szCs w:val="24"/>
+          <w:lang w:val="en-US" w:eastAsia="zh-CN"/>
+        </w:rPr>
+      </w:pPr>
+      <w:r>
+        <w:rPr>
+          <w:rFonts w:hint="default" w:ascii="Times New Roman" w:hAnsi="Times New Roman" w:eastAsia="SimSun"/>
+          <w:color w:val="000000"/>
+          <w:kern w:val="0"/>
+          <w:sz w:val="24"/>
+          <w:szCs w:val="24"/>
+          <w:lang w:val="en-US" w:eastAsia="zh-CN"/>
+        </w:rPr>
+        <w:t xml:space="preserve"> }</w:t>
+      </w:r>
+    </w:p>
+    <w:p>
+      <w:pPr>
+        <w:keepNext w:val="0"/>
+        <w:keepLines w:val="0"/>
+        <w:widowControl/>
+        <w:suppressLineNumbers w:val="0"/>
+        <w:jc w:val="left"/>
+        <w:rPr>
+          <w:rFonts w:hint="default" w:ascii="Times New Roman" w:hAnsi="Times New Roman" w:eastAsia="SimSun"/>
+          <w:color w:val="000000"/>
+          <w:kern w:val="0"/>
+          <w:sz w:val="24"/>
+          <w:szCs w:val="24"/>
+          <w:lang w:val="en-US" w:eastAsia="zh-CN"/>
+        </w:rPr>
+      </w:pPr>
+      <w:r>
+        <w:rPr>
+          <w:rFonts w:hint="default" w:ascii="Times New Roman" w:hAnsi="Times New Roman" w:eastAsia="SimSun"/>
+          <w:color w:val="000000"/>
+          <w:kern w:val="0"/>
+          <w:sz w:val="24"/>
+          <w:szCs w:val="24"/>
+          <w:lang w:val="en-US" w:eastAsia="zh-CN"/>
+        </w:rPr>
+        <w:t>)</w:t>
+      </w:r>
+    </w:p>
+    <w:p>
+      <w:pPr>
+        <w:keepNext w:val="0"/>
+        <w:keepLines w:val="0"/>
+        <w:widowControl/>
+        <w:suppressLineNumbers w:val="0"/>
+        <w:jc w:val="left"/>
+        <w:rPr>
+          <w:rFonts w:hint="default" w:ascii="Times New Roman" w:hAnsi="Times New Roman" w:eastAsia="SimSun"/>
+          <w:color w:val="000000"/>
+          <w:kern w:val="0"/>
+          <w:sz w:val="24"/>
+          <w:szCs w:val="24"/>
+          <w:lang w:val="en-US" w:eastAsia="zh-CN"/>
+        </w:rPr>
+      </w:pPr>
+    </w:p>
+    <w:p>
+      <w:pPr>
+        <w:keepNext w:val="0"/>
+        <w:keepLines w:val="0"/>
+        <w:widowControl/>
+        <w:suppressLineNumbers w:val="0"/>
+        <w:jc w:val="left"/>
+        <w:rPr>
+          <w:rFonts w:hint="default" w:ascii="Times New Roman" w:hAnsi="Times New Roman" w:eastAsia="SimSun"/>
+          <w:color w:val="000000"/>
+          <w:kern w:val="0"/>
+          <w:sz w:val="24"/>
+          <w:szCs w:val="24"/>
+          <w:lang w:val="en-US" w:eastAsia="zh-CN"/>
+        </w:rPr>
+      </w:pPr>
+      <w:r>
+        <w:rPr>
+          <w:rFonts w:hint="default" w:ascii="Times New Roman" w:hAnsi="Times New Roman" w:eastAsia="SimSun"/>
+          <w:color w:val="000000"/>
+          <w:kern w:val="0"/>
+          <w:sz w:val="24"/>
+          <w:szCs w:val="24"/>
+          <w:lang w:val="en-US" w:eastAsia="zh-CN"/>
+        </w:rPr>
+        <w:t xml:space="preserve">20. Decrease bonus by 1000 rs And increase salary by 1000rs for all employees whose </w:t>
+      </w:r>
+    </w:p>
+    <w:p>
+      <w:pPr>
+        <w:keepNext w:val="0"/>
+        <w:keepLines w:val="0"/>
+        <w:widowControl/>
+        <w:suppressLineNumbers w:val="0"/>
+        <w:jc w:val="left"/>
+        <w:rPr>
+          <w:rFonts w:hint="default" w:ascii="Times New Roman" w:hAnsi="Times New Roman" w:eastAsia="SimSun"/>
+          <w:color w:val="000000"/>
+          <w:kern w:val="0"/>
+          <w:sz w:val="24"/>
+          <w:szCs w:val="24"/>
+          <w:lang w:val="en-US" w:eastAsia="zh-CN"/>
+        </w:rPr>
+      </w:pPr>
+      <w:r>
+        <w:rPr>
+          <w:rFonts w:hint="default" w:ascii="Times New Roman" w:hAnsi="Times New Roman" w:eastAsia="SimSun"/>
+          <w:color w:val="000000"/>
+          <w:kern w:val="0"/>
+          <w:sz w:val="24"/>
+          <w:szCs w:val="24"/>
+          <w:lang w:val="en-US" w:eastAsia="zh-CN"/>
+        </w:rPr>
+        <w:t>department location is Mumbai</w:t>
       </w:r>
     </w:p>
     <w:p>
@@ -5605,23 +7549,6 @@
         </w:rPr>
         <w:t xml:space="preserve">6 hrs. otherwise keep the existing value. </w:t>
       </w:r>
-    </w:p>
-    <w:p>
-      <w:pPr>
-        <w:keepNext w:val="0"/>
-        <w:keepLines w:val="0"/>
-        <w:widowControl/>
-        <w:suppressLineNumbers w:val="0"/>
-        <w:jc w:val="left"/>
-        <w:rPr>
-          <w:rFonts w:hint="default" w:ascii="Times New Roman" w:hAnsi="Times New Roman" w:eastAsia="SimSun"/>
-          <w:color w:val="000000"/>
-          <w:kern w:val="0"/>
-          <w:sz w:val="24"/>
-          <w:szCs w:val="24"/>
-          <w:lang w:val="en-US" w:eastAsia="zh-CN"/>
-        </w:rPr>
-      </w:pPr>
     </w:p>
     <w:p>
       <w:pPr>
